--- a/RFI-Docs/Cancer Moonshot Talking Points 11-01-23.docx
+++ b/RFI-Docs/Cancer Moonshot Talking Points 11-01-23.docx
@@ -4,59 +4,141 @@
   <w:body>
     <w:p>
       <w:pPr>
-        <w:rPr>
-          <w:noProof/>
-        </w:rPr>
+        <w:jc w:val="left"/>
       </w:pPr>
       <w:r>
         <w:rPr>
-          <w:b/>
-          <w:bCs/>
-        </w:rPr>
-        <w:t>Precision Oncology (</w:t>
-      </w:r>
-      <w:r>
-        <w:rPr>
-          <w:b/>
-          <w:bCs/>
-        </w:rPr>
-        <w:t>Cancer</w:t>
-      </w:r>
-      <w:r>
-        <w:rPr>
-          <w:b/>
-          <w:bCs/>
-        </w:rPr>
-        <w:t>)</w:t>
-      </w:r>
-      <w:r>
-        <w:rPr>
-          <w:b/>
-          <w:bCs/>
-        </w:rPr>
-        <w:t>:</w:t>
-      </w:r>
-      <w:r>
-        <w:rPr>
-          <w:b/>
-          <w:bCs/>
-        </w:rPr>
-        <w:t xml:space="preserve"> General Background</w:t>
-      </w:r>
-      <w:r>
-        <w:rPr>
-          <w:noProof/>
-        </w:rPr>
-        <w:t xml:space="preserve"> </w:t>
+          <w:color w:val="646464"/>
+          <w:sz w:val="18"/>
+        </w:rPr>
+        <w:t>Document: Cancer Moonshot Talking Points 11-01-23.docx</w:t>
       </w:r>
     </w:p>
     <w:p>
       <w:pPr>
+        <w:jc w:val="left"/>
+      </w:pPr>
+      <w:r>
+        <w:rPr>
+          <w:color w:val="646464"/>
+          <w:sz w:val="18"/>
+        </w:rPr>
+        <w:t>Title: 11-1-23 Cancer Moonshot Talking Points</w:t>
+      </w:r>
+    </w:p>
+    <w:p>
+      <w:pPr>
+        <w:jc w:val="left"/>
+      </w:pPr>
+      <w:r>
+        <w:rPr>
+          <w:color w:val="646464"/>
+          <w:sz w:val="18"/>
+        </w:rPr>
+        <w:t>Topic: Precision Oncology | Type: Talking Points</w:t>
+      </w:r>
+    </w:p>
+    <w:p>
+      <w:pPr>
+        <w:jc w:val="left"/>
+      </w:pPr>
+      <w:r>
+        <w:rPr>
+          <w:color w:val="646464"/>
+          <w:sz w:val="18"/>
+        </w:rPr>
+        <w:t>Created: 2024-04-09 | By: Bartlinski, David</w:t>
+      </w:r>
+    </w:p>
+    <w:p>
+      <w:pPr>
+        <w:jc w:val="left"/>
+      </w:pPr>
+      <w:r>
+        <w:rPr>
+          <w:color w:val="646464"/>
+          <w:sz w:val="18"/>
+        </w:rPr>
+        <w:t>Modified: 2026-02-02 | By: Bartlinski, David</w:t>
+      </w:r>
+    </w:p>
+    <w:p>
+      <w:pPr>
+        <w:jc w:val="left"/>
+      </w:pPr>
+      <w:r>
+        <w:rPr>
+          <w:color w:val="C8C8C8"/>
+          <w:sz w:val="16"/>
+        </w:rPr>
+        <w:t>────────────────────────────────────────────────────────────────────────────────</w:t>
+      </w:r>
+    </w:p>
+    <w:p>
+      <w:pPr>
+        <w:jc w:val="left"/>
+      </w:pPr>
+      <w:r/>
+    </w:p>
+    <w:p>
+      <w:pPr>
+        <w:jc w:val="left"/>
+      </w:pPr>
+      <w:r>
+        <w:rPr>
+          <w:color w:val="646464"/>
+          <w:sz w:val="18"/>
+        </w:rPr>
+        <w:t>Topic: Precision Oncology | Type: Talking Points</w:t>
+      </w:r>
+    </w:p>
+    <w:p>
+      <w:pPr>
+        <w:jc w:val="left"/>
+      </w:pPr>
+      <w:r>
+        <w:rPr>
+          <w:color w:val="646464"/>
+          <w:sz w:val="18"/>
+        </w:rPr>
+        <w:t>Created: 2024-04-09 | By: Bartlinski, David</w:t>
+      </w:r>
+    </w:p>
+    <w:p>
+      <w:pPr>
+        <w:jc w:val="left"/>
+      </w:pPr>
+      <w:r>
+        <w:rPr>
+          <w:color w:val="646464"/>
+          <w:sz w:val="18"/>
+        </w:rPr>
+        <w:t>Modified: 2026-02-02 | By: Bartlinski, David</w:t>
+      </w:r>
+    </w:p>
+    <w:p>
+      <w:pPr>
+        <w:jc w:val="left"/>
+        <w:rPr>
+          <w:noProof/>
+        </w:rPr>
+      </w:pPr>
+      <w:r>
+        <w:rPr>
+          <w:color w:val="C8C8C8"/>
+          <w:sz w:val="16"/>
+        </w:rPr>
+        <w:t>────────────────────────────────────────────────────────────────────────────────</w:t>
+      </w:r>
+    </w:p>
+    <w:p>
+      <w:pPr>
         <w:rPr>
           <w:b/>
           <w:bCs/>
         </w:rPr>
       </w:pPr>
+      <w:r/>
     </w:p>
     <w:p>
       <w:r>
